--- a/Session7_assignment.docx
+++ b/Session7_assignment.docx
@@ -142,7 +142,7 @@
           <w:szCs w:val="28"/>
         </w:rPr>
         <w:drawing>
-          <wp:inline distT="0" distB="0" distL="0" distR="0" wp14:anchorId="1CCFD3D2" wp14:editId="3681545B">
+          <wp:inline distT="0" distB="0" distL="0" distR="0" wp14:anchorId="1CCFD3D2" wp14:editId="48C06A3D">
             <wp:extent cx="5731510" cy="737870"/>
             <wp:effectExtent l="0" t="0" r="2540" b="5080"/>
             <wp:docPr id="1574690923" name="Picture 1"/>
@@ -154,62 +154,6 @@
                 <pic:pic xmlns:pic="http://schemas.openxmlformats.org/drawingml/2006/picture">
                   <pic:nvPicPr>
                     <pic:cNvPr id="1574690923" name="Picture 1574690923"/>
-                    <pic:cNvPicPr/>
-                  </pic:nvPicPr>
-                  <pic:blipFill>
-                    <a:blip r:embed="rId4" cstate="print">
-                      <a:extLst>
-                        <a:ext uri="{28A0092B-C50C-407E-A947-70E740481C1C}">
-                          <a14:useLocalDpi xmlns:a14="http://schemas.microsoft.com/office/drawing/2010/main" val="0"/>
-                        </a:ext>
-                      </a:extLst>
-                    </a:blip>
-                    <a:stretch>
-                      <a:fillRect/>
-                    </a:stretch>
-                  </pic:blipFill>
-                  <pic:spPr>
-                    <a:xfrm>
-                      <a:off x="0" y="0"/>
-                      <a:ext cx="5731510" cy="737870"/>
-                    </a:xfrm>
-                    <a:prstGeom prst="rect">
-                      <a:avLst/>
-                    </a:prstGeom>
-                  </pic:spPr>
-                </pic:pic>
-              </a:graphicData>
-            </a:graphic>
-          </wp:inline>
-        </w:drawing>
-      </w:r>
-    </w:p>
-    <w:p>
-      <w:pPr>
-        <w:rPr>
-          <w:sz w:val="28"/>
-          <w:szCs w:val="28"/>
-        </w:rPr>
-      </w:pPr>
-      <w:r>
-        <w:rPr>
-          <w:noProof/>
-          <w:sz w:val="28"/>
-          <w:szCs w:val="28"/>
-        </w:rPr>
-        <w:drawing>
-          <wp:inline distT="0" distB="0" distL="0" distR="0" wp14:anchorId="289C4531" wp14:editId="4B73DA0F">
-            <wp:extent cx="5731510" cy="737870"/>
-            <wp:effectExtent l="0" t="0" r="2540" b="5080"/>
-            <wp:docPr id="959290919" name="Picture 2"/>
-            <wp:cNvGraphicFramePr>
-              <a:graphicFrameLocks xmlns:a="http://schemas.openxmlformats.org/drawingml/2006/main" noChangeAspect="1"/>
-            </wp:cNvGraphicFramePr>
-            <a:graphic xmlns:a="http://schemas.openxmlformats.org/drawingml/2006/main">
-              <a:graphicData uri="http://schemas.openxmlformats.org/drawingml/2006/picture">
-                <pic:pic xmlns:pic="http://schemas.openxmlformats.org/drawingml/2006/picture">
-                  <pic:nvPicPr>
-                    <pic:cNvPr id="959290919" name="Picture 959290919"/>
                     <pic:cNvPicPr/>
                   </pic:nvPicPr>
                   <pic:blipFill>
@@ -247,6 +191,62 @@
           <w:szCs w:val="28"/>
         </w:rPr>
       </w:pPr>
+      <w:r>
+        <w:rPr>
+          <w:noProof/>
+          <w:sz w:val="28"/>
+          <w:szCs w:val="28"/>
+        </w:rPr>
+        <w:drawing>
+          <wp:inline distT="0" distB="0" distL="0" distR="0" wp14:anchorId="289C4531" wp14:editId="79CD0186">
+            <wp:extent cx="5731510" cy="737870"/>
+            <wp:effectExtent l="0" t="0" r="2540" b="5080"/>
+            <wp:docPr id="959290919" name="Picture 2"/>
+            <wp:cNvGraphicFramePr>
+              <a:graphicFrameLocks xmlns:a="http://schemas.openxmlformats.org/drawingml/2006/main" noChangeAspect="1"/>
+            </wp:cNvGraphicFramePr>
+            <a:graphic xmlns:a="http://schemas.openxmlformats.org/drawingml/2006/main">
+              <a:graphicData uri="http://schemas.openxmlformats.org/drawingml/2006/picture">
+                <pic:pic xmlns:pic="http://schemas.openxmlformats.org/drawingml/2006/picture">
+                  <pic:nvPicPr>
+                    <pic:cNvPr id="959290919" name="Picture 959290919"/>
+                    <pic:cNvPicPr/>
+                  </pic:nvPicPr>
+                  <pic:blipFill>
+                    <a:blip r:embed="rId6" cstate="print">
+                      <a:extLst>
+                        <a:ext uri="{28A0092B-C50C-407E-A947-70E740481C1C}">
+                          <a14:useLocalDpi xmlns:a14="http://schemas.microsoft.com/office/drawing/2010/main" val="0"/>
+                        </a:ext>
+                      </a:extLst>
+                    </a:blip>
+                    <a:stretch>
+                      <a:fillRect/>
+                    </a:stretch>
+                  </pic:blipFill>
+                  <pic:spPr>
+                    <a:xfrm>
+                      <a:off x="0" y="0"/>
+                      <a:ext cx="5731510" cy="737870"/>
+                    </a:xfrm>
+                    <a:prstGeom prst="rect">
+                      <a:avLst/>
+                    </a:prstGeom>
+                  </pic:spPr>
+                </pic:pic>
+              </a:graphicData>
+            </a:graphic>
+          </wp:inline>
+        </w:drawing>
+      </w:r>
+    </w:p>
+    <w:p>
+      <w:pPr>
+        <w:rPr>
+          <w:sz w:val="28"/>
+          <w:szCs w:val="28"/>
+        </w:rPr>
+      </w:pPr>
     </w:p>
     <w:p>
       <w:pPr>
@@ -318,7 +318,7 @@
           <w:szCs w:val="28"/>
         </w:rPr>
         <w:drawing>
-          <wp:inline distT="0" distB="0" distL="0" distR="0" wp14:anchorId="323B15BF" wp14:editId="2EAA044D">
+          <wp:inline distT="0" distB="0" distL="0" distR="0" wp14:anchorId="323B15BF" wp14:editId="4CB29362">
             <wp:extent cx="5731510" cy="1811020"/>
             <wp:effectExtent l="0" t="0" r="2540" b="0"/>
             <wp:docPr id="1202093075" name="Picture 3"/>
@@ -333,7 +333,7 @@
                     <pic:cNvPicPr/>
                   </pic:nvPicPr>
                   <pic:blipFill>
-                    <a:blip r:embed="rId6" cstate="print">
+                    <a:blip r:embed="rId7" cstate="print">
                       <a:extLst>
                         <a:ext uri="{28A0092B-C50C-407E-A947-70E740481C1C}">
                           <a14:useLocalDpi xmlns:a14="http://schemas.microsoft.com/office/drawing/2010/main" val="0"/>
@@ -479,7 +479,7 @@
           <w:szCs w:val="28"/>
         </w:rPr>
         <w:drawing>
-          <wp:inline distT="0" distB="0" distL="0" distR="0" wp14:anchorId="31687064" wp14:editId="1E8D52B1">
+          <wp:inline distT="0" distB="0" distL="0" distR="0" wp14:anchorId="31687064" wp14:editId="0328BBA0">
             <wp:extent cx="5731510" cy="1516380"/>
             <wp:effectExtent l="0" t="0" r="2540" b="7620"/>
             <wp:docPr id="2112199554" name="Picture 4"/>
@@ -491,94 +491,6 @@
                 <pic:pic xmlns:pic="http://schemas.openxmlformats.org/drawingml/2006/picture">
                   <pic:nvPicPr>
                     <pic:cNvPr id="2112199554" name="Picture 2112199554"/>
-                    <pic:cNvPicPr/>
-                  </pic:nvPicPr>
-                  <pic:blipFill>
-                    <a:blip r:embed="rId7" cstate="print">
-                      <a:extLst>
-                        <a:ext uri="{28A0092B-C50C-407E-A947-70E740481C1C}">
-                          <a14:useLocalDpi xmlns:a14="http://schemas.microsoft.com/office/drawing/2010/main" val="0"/>
-                        </a:ext>
-                      </a:extLst>
-                    </a:blip>
-                    <a:stretch>
-                      <a:fillRect/>
-                    </a:stretch>
-                  </pic:blipFill>
-                  <pic:spPr>
-                    <a:xfrm>
-                      <a:off x="0" y="0"/>
-                      <a:ext cx="5731510" cy="1516380"/>
-                    </a:xfrm>
-                    <a:prstGeom prst="rect">
-                      <a:avLst/>
-                    </a:prstGeom>
-                  </pic:spPr>
-                </pic:pic>
-              </a:graphicData>
-            </a:graphic>
-          </wp:inline>
-        </w:drawing>
-      </w:r>
-    </w:p>
-    <w:p>
-      <w:pPr>
-        <w:rPr>
-          <w:sz w:val="28"/>
-          <w:szCs w:val="28"/>
-        </w:rPr>
-      </w:pPr>
-    </w:p>
-    <w:p>
-      <w:pPr>
-        <w:rPr>
-          <w:sz w:val="28"/>
-          <w:szCs w:val="28"/>
-        </w:rPr>
-      </w:pPr>
-      <w:r>
-        <w:rPr>
-          <w:b/>
-          <w:bCs/>
-          <w:sz w:val="28"/>
-          <w:szCs w:val="28"/>
-        </w:rPr>
-        <w:t>4.</w:t>
-      </w:r>
-      <w:r>
-        <w:rPr>
-          <w:sz w:val="28"/>
-          <w:szCs w:val="28"/>
-        </w:rPr>
-        <w:t>Suppose you are building a Flipkart-style dashboard: Write a SQL query to find the highest and lowest order amounts (MAX and MIN) from the Orders table, and display both values in a single result row.</w:t>
-      </w:r>
-    </w:p>
-    <w:p>
-      <w:pPr>
-        <w:rPr>
-          <w:sz w:val="28"/>
-          <w:szCs w:val="28"/>
-        </w:rPr>
-      </w:pPr>
-      <w:r>
-        <w:rPr>
-          <w:noProof/>
-          <w:sz w:val="28"/>
-          <w:szCs w:val="28"/>
-        </w:rPr>
-        <w:drawing>
-          <wp:inline distT="0" distB="0" distL="0" distR="0" wp14:anchorId="566BACCC" wp14:editId="430128F7">
-            <wp:extent cx="5731510" cy="1516380"/>
-            <wp:effectExtent l="0" t="0" r="2540" b="7620"/>
-            <wp:docPr id="1243509119" name="Picture 5"/>
-            <wp:cNvGraphicFramePr>
-              <a:graphicFrameLocks xmlns:a="http://schemas.openxmlformats.org/drawingml/2006/main" noChangeAspect="1"/>
-            </wp:cNvGraphicFramePr>
-            <a:graphic xmlns:a="http://schemas.openxmlformats.org/drawingml/2006/main">
-              <a:graphicData uri="http://schemas.openxmlformats.org/drawingml/2006/picture">
-                <pic:pic xmlns:pic="http://schemas.openxmlformats.org/drawingml/2006/picture">
-                  <pic:nvPicPr>
-                    <pic:cNvPr id="1243509119" name="Picture 1243509119"/>
                     <pic:cNvPicPr/>
                   </pic:nvPicPr>
                   <pic:blipFill>
@@ -624,78 +536,6 @@
           <w:szCs w:val="28"/>
         </w:rPr>
       </w:pPr>
-    </w:p>
-    <w:p>
-      <w:pPr>
-        <w:rPr>
-          <w:sz w:val="28"/>
-          <w:szCs w:val="28"/>
-        </w:rPr>
-      </w:pPr>
-    </w:p>
-    <w:p>
-      <w:pPr>
-        <w:rPr>
-          <w:sz w:val="28"/>
-          <w:szCs w:val="28"/>
-        </w:rPr>
-      </w:pPr>
-    </w:p>
-    <w:p>
-      <w:pPr>
-        <w:rPr>
-          <w:sz w:val="28"/>
-          <w:szCs w:val="28"/>
-        </w:rPr>
-      </w:pPr>
-    </w:p>
-    <w:p>
-      <w:pPr>
-        <w:rPr>
-          <w:sz w:val="28"/>
-          <w:szCs w:val="28"/>
-        </w:rPr>
-      </w:pPr>
-    </w:p>
-    <w:p>
-      <w:pPr>
-        <w:rPr>
-          <w:sz w:val="28"/>
-          <w:szCs w:val="28"/>
-        </w:rPr>
-      </w:pPr>
-    </w:p>
-    <w:p>
-      <w:pPr>
-        <w:rPr>
-          <w:sz w:val="28"/>
-          <w:szCs w:val="28"/>
-        </w:rPr>
-      </w:pPr>
-    </w:p>
-    <w:p>
-      <w:pPr>
-        <w:rPr>
-          <w:sz w:val="28"/>
-          <w:szCs w:val="28"/>
-        </w:rPr>
-      </w:pPr>
-    </w:p>
-    <w:p>
-      <w:pPr>
-        <w:rPr>
-          <w:sz w:val="28"/>
-          <w:szCs w:val="28"/>
-        </w:rPr>
-      </w:pPr>
-    </w:p>
-    <w:p>
-      <w:pPr>
-        <w:rPr>
-          <w:sz w:val="28"/>
-          <w:szCs w:val="28"/>
-        </w:rPr>
-      </w:pPr>
       <w:r>
         <w:rPr>
           <w:b/>
@@ -703,6 +543,166 @@
           <w:sz w:val="28"/>
           <w:szCs w:val="28"/>
         </w:rPr>
+        <w:t>4.</w:t>
+      </w:r>
+      <w:r>
+        <w:rPr>
+          <w:sz w:val="28"/>
+          <w:szCs w:val="28"/>
+        </w:rPr>
+        <w:t>Suppose you are building a Flipkart-style dashboard: Write a SQL query to find the highest and lowest order amounts (MAX and MIN) from the Orders table, and display both values in a single result row.</w:t>
+      </w:r>
+    </w:p>
+    <w:p>
+      <w:pPr>
+        <w:rPr>
+          <w:sz w:val="28"/>
+          <w:szCs w:val="28"/>
+        </w:rPr>
+      </w:pPr>
+      <w:r>
+        <w:rPr>
+          <w:noProof/>
+          <w:sz w:val="28"/>
+          <w:szCs w:val="28"/>
+        </w:rPr>
+        <w:drawing>
+          <wp:inline distT="0" distB="0" distL="0" distR="0" wp14:anchorId="566BACCC" wp14:editId="11158F57">
+            <wp:extent cx="5731510" cy="1516380"/>
+            <wp:effectExtent l="0" t="0" r="2540" b="7620"/>
+            <wp:docPr id="1243509119" name="Picture 5"/>
+            <wp:cNvGraphicFramePr>
+              <a:graphicFrameLocks xmlns:a="http://schemas.openxmlformats.org/drawingml/2006/main" noChangeAspect="1"/>
+            </wp:cNvGraphicFramePr>
+            <a:graphic xmlns:a="http://schemas.openxmlformats.org/drawingml/2006/main">
+              <a:graphicData uri="http://schemas.openxmlformats.org/drawingml/2006/picture">
+                <pic:pic xmlns:pic="http://schemas.openxmlformats.org/drawingml/2006/picture">
+                  <pic:nvPicPr>
+                    <pic:cNvPr id="1243509119" name="Picture 1243509119"/>
+                    <pic:cNvPicPr/>
+                  </pic:nvPicPr>
+                  <pic:blipFill>
+                    <a:blip r:embed="rId9" cstate="print">
+                      <a:extLst>
+                        <a:ext uri="{28A0092B-C50C-407E-A947-70E740481C1C}">
+                          <a14:useLocalDpi xmlns:a14="http://schemas.microsoft.com/office/drawing/2010/main" val="0"/>
+                        </a:ext>
+                      </a:extLst>
+                    </a:blip>
+                    <a:stretch>
+                      <a:fillRect/>
+                    </a:stretch>
+                  </pic:blipFill>
+                  <pic:spPr>
+                    <a:xfrm>
+                      <a:off x="0" y="0"/>
+                      <a:ext cx="5731510" cy="1516380"/>
+                    </a:xfrm>
+                    <a:prstGeom prst="rect">
+                      <a:avLst/>
+                    </a:prstGeom>
+                  </pic:spPr>
+                </pic:pic>
+              </a:graphicData>
+            </a:graphic>
+          </wp:inline>
+        </w:drawing>
+      </w:r>
+    </w:p>
+    <w:p>
+      <w:pPr>
+        <w:rPr>
+          <w:sz w:val="28"/>
+          <w:szCs w:val="28"/>
+        </w:rPr>
+      </w:pPr>
+    </w:p>
+    <w:p>
+      <w:pPr>
+        <w:rPr>
+          <w:sz w:val="28"/>
+          <w:szCs w:val="28"/>
+        </w:rPr>
+      </w:pPr>
+    </w:p>
+    <w:p>
+      <w:pPr>
+        <w:rPr>
+          <w:sz w:val="28"/>
+          <w:szCs w:val="28"/>
+        </w:rPr>
+      </w:pPr>
+    </w:p>
+    <w:p>
+      <w:pPr>
+        <w:rPr>
+          <w:sz w:val="28"/>
+          <w:szCs w:val="28"/>
+        </w:rPr>
+      </w:pPr>
+    </w:p>
+    <w:p>
+      <w:pPr>
+        <w:rPr>
+          <w:sz w:val="28"/>
+          <w:szCs w:val="28"/>
+        </w:rPr>
+      </w:pPr>
+    </w:p>
+    <w:p>
+      <w:pPr>
+        <w:rPr>
+          <w:sz w:val="28"/>
+          <w:szCs w:val="28"/>
+        </w:rPr>
+      </w:pPr>
+    </w:p>
+    <w:p>
+      <w:pPr>
+        <w:rPr>
+          <w:sz w:val="28"/>
+          <w:szCs w:val="28"/>
+        </w:rPr>
+      </w:pPr>
+    </w:p>
+    <w:p>
+      <w:pPr>
+        <w:rPr>
+          <w:sz w:val="28"/>
+          <w:szCs w:val="28"/>
+        </w:rPr>
+      </w:pPr>
+    </w:p>
+    <w:p>
+      <w:pPr>
+        <w:rPr>
+          <w:sz w:val="28"/>
+          <w:szCs w:val="28"/>
+        </w:rPr>
+      </w:pPr>
+    </w:p>
+    <w:p>
+      <w:pPr>
+        <w:rPr>
+          <w:sz w:val="28"/>
+          <w:szCs w:val="28"/>
+        </w:rPr>
+      </w:pPr>
+    </w:p>
+    <w:p>
+      <w:pPr>
+        <w:rPr>
+          <w:sz w:val="28"/>
+          <w:szCs w:val="28"/>
+        </w:rPr>
+      </w:pPr>
+      <w:r>
+        <w:rPr>
+          <w:b/>
+          <w:bCs/>
+          <w:sz w:val="28"/>
+          <w:szCs w:val="28"/>
+        </w:rPr>
         <w:lastRenderedPageBreak/>
         <w:t>5.</w:t>
       </w:r>
@@ -849,7 +849,7 @@
           <w:szCs w:val="28"/>
         </w:rPr>
         <w:drawing>
-          <wp:inline distT="0" distB="0" distL="0" distR="0" wp14:anchorId="67F136D5" wp14:editId="6BD0C421">
+          <wp:inline distT="0" distB="0" distL="0" distR="0" wp14:anchorId="67F136D5" wp14:editId="7E43FB88">
             <wp:extent cx="5731510" cy="1449705"/>
             <wp:effectExtent l="0" t="0" r="2540" b="0"/>
             <wp:docPr id="1003424960" name="Picture 6"/>
@@ -864,7 +864,7 @@
                     <pic:cNvPicPr/>
                   </pic:nvPicPr>
                   <pic:blipFill>
-                    <a:blip r:embed="rId9" cstate="print">
+                    <a:blip r:embed="rId10" cstate="print">
                       <a:extLst>
                         <a:ext uri="{28A0092B-C50C-407E-A947-70E740481C1C}">
                           <a14:useLocalDpi xmlns:a14="http://schemas.microsoft.com/office/drawing/2010/main" val="0"/>
@@ -1547,6 +1547,7 @@
   <w:style w:type="character" w:default="1" w:styleId="DefaultParagraphFont">
     <w:name w:val="Default Paragraph Font"/>
     <w:uiPriority w:val="1"/>
+    <w:semiHidden/>
     <w:unhideWhenUsed/>
   </w:style>
   <w:style w:type="table" w:default="1" w:styleId="TableNormal">
@@ -2156,4 +2157,16 @@
     </a:ext>
   </a:extLst>
 </a:theme>
+</file>
+
+<file path=customXml/item1.xml><?xml version="1.0" encoding="utf-8"?>
+<b:Sources xmlns:b="http://schemas.openxmlformats.org/officeDocument/2006/bibliography" xmlns="http://schemas.openxmlformats.org/officeDocument/2006/bibliography" SelectedStyle="\APASixthEditionOfficeOnline.xsl" StyleName="APA" Version="6"/>
+</file>
+
+<file path=customXml/itemProps1.xml><?xml version="1.0" encoding="utf-8"?>
+<ds:datastoreItem xmlns:ds="http://schemas.openxmlformats.org/officeDocument/2006/customXml" ds:itemID="{1C452AA4-4067-4997-9398-00384CB7EEF4}">
+  <ds:schemaRefs>
+    <ds:schemaRef ds:uri="http://schemas.openxmlformats.org/officeDocument/2006/bibliography"/>
+  </ds:schemaRefs>
+</ds:datastoreItem>
 </file>